--- a/documentacion/manual-de-usuario.docx
+++ b/documentacion/manual-de-usuario.docx
@@ -6045,6 +6045,42 @@
                 <w:rFonts w:eastAsia="Yu Gothic"/>
               </w:rPr>
               <w:t xml:space="preserve">: cuanto menos contenido, más grande sale todo lo demás.</w:t>
+            </w:r>
+          </w:p>
+        </w:tc>
+      </w:tr>
+      <w:tr>
+        <w:tc>
+          <w:tcPr>
+            <w:tcW w:w="3000" w:type="dxa"/>
+            <w:vAlign w:val="center"/>
+          </w:tcPr>
+          <w:p>
+            <w:pPr>
+              <w:spacing w:before="40" w:after="40" w:line="240" w:lineRule="auto"/>
+            </w:pPr>
+            <w:r>
+              <w:rPr>
+                <w:rFonts w:eastAsia="Yu Gothic"/>
+              </w:rPr>
+              <w:t xml:space="preserve">Nada de esto arregla lo tuyo</w:t>
+            </w:r>
+          </w:p>
+        </w:tc>
+        <w:tc>
+          <w:tcPr>
+            <w:tcW w:w="6026" w:type="dxa"/>
+            <w:vAlign w:val="center"/>
+          </w:tcPr>
+          <w:p>
+            <w:pPr>
+              <w:spacing w:before="40" w:after="40" w:line="240" w:lineRule="auto"/>
+            </w:pPr>
+            <w:r>
+              <w:rPr>
+                <w:rFonts w:eastAsia="Yu Gothic"/>
+              </w:rPr>
+              <w:t xml:space="preserve">Escríbeme a hola@estudiajapones.com o abre un tema en GitHub Issues.</w:t>
             </w:r>
           </w:p>
         </w:tc>

--- a/documentacion/manual-de-usuario.docx
+++ b/documentacion/manual-de-usuario.docx
@@ -2245,6 +2245,43 @@
     </w:p>
     <w:p>
       <w:pPr>
+        <w:spacing w:before="0" w:after="120" w:line="276" w:lineRule="auto"/>
+      </w:pPr>
+      <w:r>
+        <w:rPr>
+          <w:rFonts w:eastAsia="Yu Gothic"/>
+        </w:rPr>
+        <w:t xml:space="preserve">Los números también se encuentran escribiendo la cifra: buscar </w:t>
+      </w:r>
+      <w:r>
+        <w:rPr>
+          <w:rFonts w:eastAsia="Yu Gothic"/>
+          <w:b/>
+        </w:rPr>
+        <w:t xml:space="preserve">6</w:t>
+      </w:r>
+      <w:r>
+        <w:rPr>
+          <w:rFonts w:eastAsia="Yu Gothic"/>
+        </w:rPr>
+        <w:t xml:space="preserve"> encuentra lo mismo que buscar </w:t>
+      </w:r>
+      <w:r>
+        <w:rPr>
+          <w:rFonts w:eastAsia="Yu Gothic"/>
+          <w:b/>
+        </w:rPr>
+        <w:t xml:space="preserve">seis</w:t>
+      </w:r>
+      <w:r>
+        <w:rPr>
+          <w:rFonts w:eastAsia="Yu Gothic"/>
+        </w:rPr>
+        <w:t xml:space="preserve">.</w:t>
+      </w:r>
+    </w:p>
+    <w:p>
+      <w:pPr>
         <w:pStyle w:val="Heading2"/>
         <w:spacing w:before="280" w:after="120"/>
       </w:pPr>
@@ -5077,7 +5114,7 @@
               <w:rPr>
                 <w:rFonts w:eastAsia="Yu Gothic"/>
               </w:rPr>
-              <w:t xml:space="preserve"> Es el que dice de dónde salen los trazos y los diccionarios, y las licencias obligan a mantenerlo.</w:t>
+              <w:t xml:space="preserve"> Dice de dónde se ha descargado la hoja y de dónde salen los trazos y los diccionarios, y las licencias obligan a mantenerlo.</w:t>
             </w:r>
           </w:p>
         </w:tc>

--- a/documentacion/manual-de-usuario.docx
+++ b/documentacion/manual-de-usuario.docx
@@ -2241,6 +2241,43 @@
           <w:rFonts w:eastAsia="Yu Gothic"/>
         </w:rPr>
         <w:t xml:space="preserve"> te lleva al buscador.</w:t>
+      </w:r>
+    </w:p>
+    <w:p>
+      <w:pPr>
+        <w:spacing w:before="0" w:after="120" w:line="276" w:lineRule="auto"/>
+      </w:pPr>
+      <w:r>
+        <w:rPr>
+          <w:rFonts w:eastAsia="Yu Gothic"/>
+        </w:rPr>
+        <w:t xml:space="preserve">Una palabra puede estar en </w:t>
+      </w:r>
+      <w:r>
+        <w:rPr>
+          <w:rFonts w:eastAsia="Yu Gothic"/>
+          <w:b/>
+        </w:rPr>
+        <w:t xml:space="preserve">varias lecciones</w:t>
+      </w:r>
+      <w:r>
+        <w:rPr>
+          <w:rFonts w:eastAsia="Yu Gothic"/>
+        </w:rPr>
+        <w:t xml:space="preserve"> —se aprende con un kanji y luego con otro—. Entonces sale una sola vez, con un cuadrito por lección: </w:t>
+      </w:r>
+      <w:r>
+        <w:rPr>
+          <w:rFonts w:eastAsia="Yu Gothic"/>
+          <w:b/>
+        </w:rPr>
+        <w:t xml:space="preserve">pulsa el que quieras y vas a esa</w:t>
+      </w:r>
+      <w:r>
+        <w:rPr>
+          <w:rFonts w:eastAsia="Yu Gothic"/>
+        </w:rPr>
+        <w:t xml:space="preserve">. Con el teclado, Intro te lleva a la primera.</w:t>
       </w:r>
     </w:p>
     <w:p>

--- a/documentacion/manual-de-usuario.docx
+++ b/documentacion/manual-de-usuario.docx
@@ -5109,6 +5109,24 @@
           <w:rFonts w:eastAsia="Yu Gothic"/>
         </w:rPr>
         <w:t xml:space="preserve"> abre ese mismo diálogo.</w:t>
+      </w:r>
+    </w:p>
+    <w:p>
+      <w:pPr>
+        <w:spacing w:before="0" w:after="120" w:line="276" w:lineRule="auto"/>
+      </w:pPr>
+      <w:r>
+        <w:rPr>
+          <w:rFonts w:eastAsia="Yu Gothic"/>
+          <w:b/>
+        </w:rPr>
+        <w:t xml:space="preserve">El archivo ya viene con nombre.</w:t>
+      </w:r>
+      <w:r>
+        <w:rPr>
+          <w:rFonts w:eastAsia="Yu Gothic"/>
+        </w:rPr>
+        <w:t xml:space="preserve"> El que propone el navegador dice qué hoja es y de dónde sale: «Kanji - L7 Días de la semana - Fichas», «Kanji - L7 Días de la semana - Caligrafía», «Silabario - Tabla»… El nombre de la lección es el que tú le hayas puesto en tu libro, así que si guardas varias hojas no se te mezclan en la carpeta.</w:t>
       </w:r>
     </w:p>
     <w:tbl>

--- a/documentacion/manual-de-usuario.docx
+++ b/documentacion/manual-de-usuario.docx
@@ -1982,7 +1982,7 @@
         <w:rPr>
           <w:rFonts w:eastAsia="Yu Gothic"/>
         </w:rPr>
-        <w:t xml:space="preserve"> encuentra cualquiera de los 1.306 kanji y de las 8.855 palabras. Puedes buscar de cuatro maneras, la que tengas a mano:</w:t>
+        <w:t xml:space="preserve"> encuentra cualquier kanji y cualquier palabra de tu libro. Puedes buscar de cuatro maneras, la que tengas a mano:</w:t>
       </w:r>
     </w:p>
     <w:tbl>
@@ -2315,6 +2315,82 @@
           <w:rFonts w:eastAsia="Yu Gothic"/>
         </w:rPr>
         <w:t xml:space="preserve">.</w:t>
+      </w:r>
+    </w:p>
+    <w:p>
+      <w:pPr>
+        <w:spacing w:before="0" w:after="120" w:line="276" w:lineRule="auto"/>
+      </w:pPr>
+      <w:r>
+        <w:rPr>
+          <w:rFonts w:eastAsia="Yu Gothic"/>
+        </w:rPr>
+        <w:t xml:space="preserve">¿Y si buscas un kanji que no está en tu libro? El buscador mira tu temario, así que ahí no lo encontrará. Pero cuando una búsqueda no da nada, debajo del mensaje aparece el botón </w:t>
+      </w:r>
+      <w:r>
+        <w:rPr>
+          <w:rFonts w:eastAsia="Yu Gothic"/>
+          <w:b/>
+        </w:rPr>
+        <w:t xml:space="preserve">Búsqueda extensa</w:t>
+      </w:r>
+      <w:r>
+        <w:rPr>
+          <w:rFonts w:eastAsia="Yu Gothic"/>
+        </w:rPr>
+        <w:t xml:space="preserve">, que busca entre </w:t>
+      </w:r>
+      <w:r>
+        <w:rPr>
+          <w:rFonts w:eastAsia="Yu Gothic"/>
+          <w:b/>
+        </w:rPr>
+        <w:t xml:space="preserve">todos</w:t>
+      </w:r>
+      <w:r>
+        <w:rPr>
+          <w:rFonts w:eastAsia="Yu Gothic"/>
+        </w:rPr>
+        <w:t xml:space="preserve"> los kanji de la app. Esos resultados salen marcados como </w:t>
+      </w:r>
+      <w:r>
+        <w:rPr>
+          <w:rFonts w:eastAsia="Yu Gothic"/>
+          <w:i/>
+        </w:rPr>
+        <w:t xml:space="preserve">fuera de tu libro</w:t>
+      </w:r>
+      <w:r>
+        <w:rPr>
+          <w:rFonts w:eastAsia="Yu Gothic"/>
+        </w:rPr>
+        <w:t xml:space="preserve">, y al elegir uno se abre su ficha completa —lecturas, significado, trazos, caligrafía y vocabulario— </w:t>
+      </w:r>
+      <w:r>
+        <w:rPr>
+          <w:rFonts w:eastAsia="Yu Gothic"/>
+          <w:b/>
+        </w:rPr>
+        <w:t xml:space="preserve">sin mover tu lección</w:t>
+      </w:r>
+      <w:r>
+        <w:rPr>
+          <w:rFonts w:eastAsia="Yu Gothic"/>
+        </w:rPr>
+        <w:t xml:space="preserve">. Es para consultar algo de paso sin tener que tocar tu temario; si te interesa de verdad, añádelo a una lección desde </w:t>
+      </w:r>
+      <w:r>
+        <w:rPr>
+          <w:rFonts w:eastAsia="Yu Gothic"/>
+          <w:b/>
+        </w:rPr>
+        <w:t xml:space="preserve">Mi libro</w:t>
+      </w:r>
+      <w:r>
+        <w:rPr>
+          <w:rFonts w:eastAsia="Yu Gothic"/>
+        </w:rPr>
+        <w:t xml:space="preserve"> y pasará a salir en las búsquedas normales.</w:t>
       </w:r>
     </w:p>
     <w:p>

--- a/documentacion/manual-de-usuario.docx
+++ b/documentacion/manual-de-usuario.docx
@@ -1038,19 +1038,6 @@
         <w:rPr>
           <w:rFonts w:eastAsia="Yu Gothic"/>
         </w:rPr>
-        <w:t xml:space="preserve">, </w:t>
-      </w:r>
-      <w:r>
-        <w:rPr>
-          <w:rFonts w:eastAsia="Yu Gothic"/>
-          <w:b/>
-        </w:rPr>
-        <w:t xml:space="preserve">Papel</w:t>
-      </w:r>
-      <w:r>
-        <w:rPr>
-          <w:rFonts w:eastAsia="Yu Gothic"/>
-        </w:rPr>
         <w:t xml:space="preserve"> y el tema </w:t>
       </w:r>
       <w:r>
@@ -1064,7 +1051,20 @@
         <w:rPr>
           <w:rFonts w:eastAsia="Yu Gothic"/>
         </w:rPr>
-        <w:t xml:space="preserve">. El tema oscuro se imprime en claro salvo que pongas «Papel: oscuro».</w:t>
+        <w:t xml:space="preserve">. El tema oscuro </w:t>
+      </w:r>
+      <w:r>
+        <w:rPr>
+          <w:rFonts w:eastAsia="Yu Gothic"/>
+          <w:b/>
+        </w:rPr>
+        <w:t xml:space="preserve">siempre se imprime en claro</w:t>
+      </w:r>
+      <w:r>
+        <w:rPr>
+          <w:rFonts w:eastAsia="Yu Gothic"/>
+        </w:rPr>
+        <w:t xml:space="preserve">: en el papel no tendría sentido.</w:t>
       </w:r>
     </w:p>
     <w:p>
@@ -1933,7 +1933,38 @@
         <w:rPr>
           <w:rFonts w:eastAsia="Yu Gothic"/>
         </w:rPr>
-        <w:t xml:space="preserve">. Arriba a la izquierda eliges la lección con </w:t>
+        <w:t xml:space="preserve">. La barra tiene </w:t>
+      </w:r>
+      <w:r>
+        <w:rPr>
+          <w:rFonts w:eastAsia="Yu Gothic"/>
+          <w:b/>
+        </w:rPr>
+        <w:t xml:space="preserve">dos renglones y hacen dos cosas distintas</w:t>
+      </w:r>
+      <w:r>
+        <w:rPr>
+          <w:rFonts w:eastAsia="Yu Gothic"/>
+        </w:rPr>
+        <w:t xml:space="preserve">.</w:t>
+      </w:r>
+    </w:p>
+    <w:p>
+      <w:pPr>
+        <w:spacing w:before="0" w:after="120" w:line="276" w:lineRule="auto"/>
+      </w:pPr>
+      <w:r>
+        <w:rPr>
+          <w:rFonts w:eastAsia="Yu Gothic"/>
+          <w:b/>
+        </w:rPr>
+        <w:t xml:space="preserve">Arriba, dónde estás:</w:t>
+      </w:r>
+      <w:r>
+        <w:rPr>
+          <w:rFonts w:eastAsia="Yu Gothic"/>
+        </w:rPr>
+        <w:t xml:space="preserve"> la lección —con </w:t>
       </w:r>
       <w:r>
         <w:rPr>
@@ -1946,8 +1977,441 @@
         <w:rPr>
           <w:rFonts w:eastAsia="Yu Gothic"/>
         </w:rPr>
-        <w:t xml:space="preserve"> o con la lista desplegable.</w:t>
-      </w:r>
+        <w:t xml:space="preserve"> o con la lista—, el buscador, </w:t>
+      </w:r>
+      <w:r>
+        <w:rPr>
+          <w:rFonts w:eastAsia="Yu Gothic"/>
+          <w:b/>
+        </w:rPr>
+        <w:t xml:space="preserve">Imprimir / PDF</w:t>
+      </w:r>
+      <w:r>
+        <w:rPr>
+          <w:rFonts w:eastAsia="Yu Gothic"/>
+        </w:rPr>
+        <w:t xml:space="preserve"> y </w:t>
+      </w:r>
+      <w:r>
+        <w:rPr>
+          <w:rFonts w:eastAsia="Yu Gothic"/>
+          <w:b/>
+        </w:rPr>
+        <w:t xml:space="preserve">Ajustes</w:t>
+      </w:r>
+      <w:r>
+        <w:rPr>
+          <w:rFonts w:eastAsia="Yu Gothic"/>
+        </w:rPr>
+        <w:t xml:space="preserve">.</w:t>
+      </w:r>
+    </w:p>
+    <w:p>
+      <w:pPr>
+        <w:spacing w:before="0" w:after="120" w:line="276" w:lineRule="auto"/>
+      </w:pPr>
+      <w:r>
+        <w:rPr>
+          <w:rFonts w:eastAsia="Yu Gothic"/>
+          <w:b/>
+        </w:rPr>
+        <w:t xml:space="preserve">Abajo, qué haces con esa lección</w:t>
+      </w:r>
+      <w:r>
+        <w:rPr>
+          <w:rFonts w:eastAsia="Yu Gothic"/>
+        </w:rPr>
+        <w:t xml:space="preserve">, en un solo selector de seis:</w:t>
+      </w:r>
+    </w:p>
+    <w:tbl>
+      <w:tblPr>
+        <w:tblW w:w="9026" w:type="dxa"/>
+        <w:tblBorders>
+          <w:top w:val="single" w:sz="4" w:space="0" w:color="C9D3E0"/>
+          <w:left w:val="single" w:sz="4" w:space="0" w:color="C9D3E0"/>
+          <w:bottom w:val="single" w:sz="4" w:space="0" w:color="C9D3E0"/>
+          <w:right w:val="single" w:sz="4" w:space="0" w:color="C9D3E0"/>
+          <w:insideH w:val="single" w:sz="4" w:space="0" w:color="C9D3E0"/>
+          <w:insideV w:val="single" w:sz="4" w:space="0" w:color="C9D3E0"/>
+        </w:tblBorders>
+        <w:tblCellMar>
+          <w:top w:w="60" w:type="dxa"/>
+          <w:left w:w="100" w:type="dxa"/>
+          <w:bottom w:w="60" w:type="dxa"/>
+          <w:right w:w="100" w:type="dxa"/>
+        </w:tblCellMar>
+      </w:tblPr>
+      <w:tblGrid>
+        <w:gridCol w:w="2600"/>
+        <w:gridCol w:w="6426"/>
+      </w:tblGrid>
+      <w:tr>
+        <w:trPr>
+          <w:tblHeader/>
+        </w:trPr>
+        <w:tc>
+          <w:tcPr>
+            <w:tcW w:w="2600" w:type="dxa"/>
+            <w:shd w:val="clear" w:color="auto" w:fill="1F4E79"/>
+            <w:vAlign w:val="center"/>
+          </w:tcPr>
+          <w:p>
+            <w:pPr>
+              <w:spacing w:before="40" w:after="40" w:line="240" w:lineRule="auto"/>
+            </w:pPr>
+            <w:r>
+              <w:rPr>
+                <w:rFonts w:eastAsia="Yu Gothic"/>
+                <w:b/>
+                <w:color w:val="FFFFFF"/>
+              </w:rPr>
+              <w:t xml:space="preserve">Botón</w:t>
+            </w:r>
+          </w:p>
+        </w:tc>
+        <w:tc>
+          <w:tcPr>
+            <w:tcW w:w="6426" w:type="dxa"/>
+            <w:shd w:val="clear" w:color="auto" w:fill="1F4E79"/>
+            <w:vAlign w:val="center"/>
+          </w:tcPr>
+          <w:p>
+            <w:pPr>
+              <w:spacing w:before="40" w:after="40" w:line="240" w:lineRule="auto"/>
+            </w:pPr>
+            <w:r>
+              <w:rPr>
+                <w:rFonts w:eastAsia="Yu Gothic"/>
+                <w:b/>
+                <w:color w:val="FFFFFF"/>
+              </w:rPr>
+              <w:t xml:space="preserve">Qué hace</w:t>
+            </w:r>
+          </w:p>
+        </w:tc>
+      </w:tr>
+      <w:tr>
+        <w:tc>
+          <w:tcPr>
+            <w:tcW w:w="2600" w:type="dxa"/>
+            <w:vAlign w:val="center"/>
+          </w:tcPr>
+          <w:p>
+            <w:pPr>
+              <w:spacing w:before="40" w:after="40" w:line="240" w:lineRule="auto"/>
+            </w:pPr>
+            <w:r>
+              <w:rPr>
+                <w:rFonts w:eastAsia="Yu Gothic"/>
+              </w:rPr>
+              <w:t xml:space="preserve">Fichas</w:t>
+            </w:r>
+          </w:p>
+        </w:tc>
+        <w:tc>
+          <w:tcPr>
+            <w:tcW w:w="6426" w:type="dxa"/>
+            <w:vAlign w:val="center"/>
+          </w:tcPr>
+          <w:p>
+            <w:pPr>
+              <w:spacing w:before="40" w:after="40" w:line="240" w:lineRule="auto"/>
+            </w:pPr>
+            <w:r>
+              <w:rPr>
+                <w:rFonts w:eastAsia="Yu Gothic"/>
+              </w:rPr>
+              <w:t xml:space="preserve">Una tarjeta por kanji: el carácter, sus trazos, lecturas y ejemplos</w:t>
+            </w:r>
+          </w:p>
+        </w:tc>
+      </w:tr>
+      <w:tr>
+        <w:tc>
+          <w:tcPr>
+            <w:tcW w:w="2600" w:type="dxa"/>
+            <w:shd w:val="clear" w:color="auto" w:fill="F2F6FA"/>
+            <w:vAlign w:val="center"/>
+          </w:tcPr>
+          <w:p>
+            <w:pPr>
+              <w:spacing w:before="40" w:after="40" w:line="240" w:lineRule="auto"/>
+            </w:pPr>
+            <w:r>
+              <w:rPr>
+                <w:rFonts w:eastAsia="Yu Gothic"/>
+              </w:rPr>
+              <w:t xml:space="preserve">Vocabulario</w:t>
+            </w:r>
+          </w:p>
+        </w:tc>
+        <w:tc>
+          <w:tcPr>
+            <w:tcW w:w="6426" w:type="dxa"/>
+            <w:shd w:val="clear" w:color="auto" w:fill="F2F6FA"/>
+            <w:vAlign w:val="center"/>
+          </w:tcPr>
+          <w:p>
+            <w:pPr>
+              <w:spacing w:before="40" w:after="40" w:line="240" w:lineRule="auto"/>
+            </w:pPr>
+            <w:r>
+              <w:rPr>
+                <w:rFonts w:eastAsia="Yu Gothic"/>
+              </w:rPr>
+              <w:t xml:space="preserve">La lista de palabras de la lección</w:t>
+            </w:r>
+          </w:p>
+        </w:tc>
+      </w:tr>
+      <w:tr>
+        <w:tc>
+          <w:tcPr>
+            <w:tcW w:w="2600" w:type="dxa"/>
+            <w:vAlign w:val="center"/>
+          </w:tcPr>
+          <w:p>
+            <w:pPr>
+              <w:spacing w:before="40" w:after="40" w:line="240" w:lineRule="auto"/>
+            </w:pPr>
+            <w:r>
+              <w:rPr>
+                <w:rFonts w:eastAsia="Yu Gothic"/>
+              </w:rPr>
+              <w:t xml:space="preserve">Caligrafía</w:t>
+            </w:r>
+          </w:p>
+        </w:tc>
+        <w:tc>
+          <w:tcPr>
+            <w:tcW w:w="6426" w:type="dxa"/>
+            <w:vAlign w:val="center"/>
+          </w:tcPr>
+          <w:p>
+            <w:pPr>
+              <w:spacing w:before="40" w:after="40" w:line="240" w:lineRule="auto"/>
+            </w:pPr>
+            <w:r>
+              <w:rPr>
+                <w:rFonts w:eastAsia="Yu Gothic"/>
+              </w:rPr>
+              <w:t xml:space="preserve">Hojas para practicar la escritura en papel</w:t>
+            </w:r>
+          </w:p>
+        </w:tc>
+      </w:tr>
+      <w:tr>
+        <w:tc>
+          <w:tcPr>
+            <w:tcW w:w="2600" w:type="dxa"/>
+            <w:shd w:val="clear" w:color="auto" w:fill="F2F6FA"/>
+            <w:vAlign w:val="center"/>
+          </w:tcPr>
+          <w:p>
+            <w:pPr>
+              <w:spacing w:before="40" w:after="40" w:line="240" w:lineRule="auto"/>
+            </w:pPr>
+            <w:r>
+              <w:rPr>
+                <w:rFonts w:eastAsia="Yu Gothic"/>
+              </w:rPr>
+              <w:t xml:space="preserve">Examen</w:t>
+            </w:r>
+          </w:p>
+        </w:tc>
+        <w:tc>
+          <w:tcPr>
+            <w:tcW w:w="6426" w:type="dxa"/>
+            <w:shd w:val="clear" w:color="auto" w:fill="F2F6FA"/>
+            <w:vAlign w:val="center"/>
+          </w:tcPr>
+          <w:p>
+            <w:pPr>
+              <w:spacing w:before="40" w:after="40" w:line="240" w:lineRule="auto"/>
+            </w:pPr>
+            <w:r>
+              <w:rPr>
+                <w:rFonts w:eastAsia="Yu Gothic"/>
+              </w:rPr>
+              <w:t xml:space="preserve">Una hoja de examen sorteada de esa lección</w:t>
+            </w:r>
+          </w:p>
+        </w:tc>
+      </w:tr>
+      <w:tr>
+        <w:tc>
+          <w:tcPr>
+            <w:tcW w:w="2600" w:type="dxa"/>
+            <w:vAlign w:val="center"/>
+          </w:tcPr>
+          <w:p>
+            <w:pPr>
+              <w:spacing w:before="40" w:after="40" w:line="240" w:lineRule="auto"/>
+            </w:pPr>
+            <w:r>
+              <w:rPr>
+                <w:rFonts w:eastAsia="Yu Gothic"/>
+              </w:rPr>
+              <w:t xml:space="preserve">Escribir</w:t>
+            </w:r>
+          </w:p>
+        </w:tc>
+        <w:tc>
+          <w:tcPr>
+            <w:tcW w:w="6426" w:type="dxa"/>
+            <w:vAlign w:val="center"/>
+          </w:tcPr>
+          <w:p>
+            <w:pPr>
+              <w:spacing w:before="40" w:after="40" w:line="240" w:lineRule="auto"/>
+            </w:pPr>
+            <w:r>
+              <w:rPr>
+                <w:rFonts w:eastAsia="Yu Gothic"/>
+              </w:rPr>
+              <w:t xml:space="preserve">La hoja de caligrafía, pero rellenándola con el dedo en la pantalla</w:t>
+            </w:r>
+          </w:p>
+        </w:tc>
+      </w:tr>
+      <w:tr>
+        <w:tc>
+          <w:tcPr>
+            <w:tcW w:w="2600" w:type="dxa"/>
+            <w:shd w:val="clear" w:color="auto" w:fill="F2F6FA"/>
+            <w:vAlign w:val="center"/>
+          </w:tcPr>
+          <w:p>
+            <w:pPr>
+              <w:spacing w:before="40" w:after="40" w:line="240" w:lineRule="auto"/>
+            </w:pPr>
+            <w:r>
+              <w:rPr>
+                <w:rFonts w:eastAsia="Yu Gothic"/>
+              </w:rPr>
+              <w:t xml:space="preserve">Jugar</w:t>
+            </w:r>
+          </w:p>
+        </w:tc>
+        <w:tc>
+          <w:tcPr>
+            <w:tcW w:w="6426" w:type="dxa"/>
+            <w:shd w:val="clear" w:color="auto" w:fill="F2F6FA"/>
+            <w:vAlign w:val="center"/>
+          </w:tcPr>
+          <w:p>
+            <w:pPr>
+              <w:spacing w:before="40" w:after="40" w:line="240" w:lineRule="auto"/>
+            </w:pPr>
+            <w:r>
+              <w:rPr>
+                <w:rFonts w:eastAsia="Yu Gothic"/>
+              </w:rPr>
+              <w:t xml:space="preserve">Abre el juego de preguntas</w:t>
+            </w:r>
+          </w:p>
+        </w:tc>
+      </w:tr>
+    </w:tbl>
+    <w:p>
+      <w:pPr>
+        <w:spacing w:before="0" w:after="60" w:line="276" w:lineRule="auto"/>
+      </w:pPr>
+    </w:p>
+    <w:p>
+      <w:pPr>
+        <w:spacing w:before="0" w:after="120" w:line="276" w:lineRule="auto"/>
+      </w:pPr>
+      <w:r>
+        <w:rPr>
+          <w:rFonts w:eastAsia="Yu Gothic"/>
+        </w:rPr>
+        <w:t xml:space="preserve">Las </w:t>
+      </w:r>
+      <w:r>
+        <w:rPr>
+          <w:rFonts w:eastAsia="Yu Gothic"/>
+          <w:b/>
+        </w:rPr>
+        <w:t xml:space="preserve">cuatro primeras</w:t>
+      </w:r>
+      <w:r>
+        <w:rPr>
+          <w:rFonts w:eastAsia="Yu Gothic"/>
+        </w:rPr>
+        <w:t xml:space="preserve"> son maneras de ver la hoja y se quedan marcadas; las </w:t>
+      </w:r>
+      <w:r>
+        <w:rPr>
+          <w:rFonts w:eastAsia="Yu Gothic"/>
+          <w:b/>
+        </w:rPr>
+        <w:t xml:space="preserve">dos últimas</w:t>
+      </w:r>
+      <w:r>
+        <w:rPr>
+          <w:rFonts w:eastAsia="Yu Gothic"/>
+        </w:rPr>
+        <w:t xml:space="preserve"> abren otra cosa. Por eso hay una rayita entre medias.</w:t>
+      </w:r>
+    </w:p>
+    <w:tbl>
+      <w:tblPr>
+        <w:tblW w:w="9026" w:type="dxa"/>
+        <w:tblBorders>
+          <w:top w:val="single" w:sz="6" w:space="0" w:color="E0B84C"/>
+          <w:left w:val="single" w:sz="6" w:space="0" w:color="E0B84C"/>
+          <w:bottom w:val="single" w:sz="6" w:space="0" w:color="E0B84C"/>
+          <w:right w:val="single" w:sz="6" w:space="0" w:color="E0B84C"/>
+        </w:tblBorders>
+        <w:tblCellMar>
+          <w:top w:w="120" w:type="dxa"/>
+          <w:left w:w="160" w:type="dxa"/>
+          <w:bottom w:w="120" w:type="dxa"/>
+          <w:right w:w="160" w:type="dxa"/>
+        </w:tblCellMar>
+      </w:tblPr>
+      <w:tblGrid>
+        <w:gridCol w:w="9026"/>
+      </w:tblGrid>
+      <w:tr>
+        <w:tc>
+          <w:tcPr>
+            <w:tcW w:w="9026" w:type="dxa"/>
+            <w:shd w:val="clear" w:color="auto" w:fill="FFF4CE"/>
+          </w:tcPr>
+          <w:p>
+            <w:pPr>
+              <w:spacing w:before="0" w:after="0" w:line="276" w:lineRule="auto"/>
+            </w:pPr>
+            <w:r>
+              <w:rPr>
+                <w:rFonts w:eastAsia="Yu Gothic"/>
+              </w:rPr>
+              <w:t xml:space="preserve">Todo lo demás —lo que sale en la hoja, tus copias, el tema, la voz y la ayuda— vive en </w:t>
+            </w:r>
+            <w:r>
+              <w:rPr>
+                <w:rFonts w:eastAsia="Yu Gothic"/>
+                <w:b/>
+              </w:rPr>
+              <w:t xml:space="preserve">Ajustes</w:t>
+            </w:r>
+            <w:r>
+              <w:rPr>
+                <w:rFonts w:eastAsia="Yu Gothic"/>
+              </w:rPr>
+              <w:t xml:space="preserve">, y ahí cada opción lleva escrito qué hace.</w:t>
+            </w:r>
+          </w:p>
+        </w:tc>
+      </w:tr>
+    </w:tbl>
+    <w:p>
+      <w:pPr>
+        <w:spacing w:before="0" w:after="60" w:line="276" w:lineRule="auto"/>
+      </w:pPr>
     </w:p>
     <w:p>
       <w:pPr>
@@ -3001,12 +3465,6 @@
       <w:r>
         <w:rPr>
           <w:rFonts w:eastAsia="Yu Gothic"/>
-        </w:rPr>
-        <w:t xml:space="preserve">Botón </w:t>
-      </w:r>
-      <w:r>
-        <w:rPr>
-          <w:rFonts w:eastAsia="Yu Gothic"/>
           <w:b/>
         </w:rPr>
         <w:t xml:space="preserve">Caligrafía</w:t>
@@ -3015,7 +3473,44 @@
         <w:rPr>
           <w:rFonts w:eastAsia="Yu Gothic"/>
         </w:rPr>
-        <w:t xml:space="preserve">. Igual que en el silabario pero por lecciones: una casilla por trazo (primero el 1, luego 1-2, luego 1-2-3…) hasta el kanji entero, y el resto de la fila para repetir. Un kanji nunca se parte entre dos hojas.</w:t>
+        <w:t xml:space="preserve">, en el selector de abajo. Igual que en el silabario pero por lecciones: una casilla por trazo (primero el 1, luego 1-2, luego 1-2-3…) hasta el kanji entero, y el resto de la fila para repetir. Un kanji nunca se parte entre dos hojas.</w:t>
+      </w:r>
+    </w:p>
+    <w:p>
+      <w:pPr>
+        <w:spacing w:before="0" w:after="120" w:line="276" w:lineRule="auto"/>
+      </w:pPr>
+      <w:r>
+        <w:rPr>
+          <w:rFonts w:eastAsia="Yu Gothic"/>
+        </w:rPr>
+        <w:t xml:space="preserve">Al lado está </w:t>
+      </w:r>
+      <w:r>
+        <w:rPr>
+          <w:rFonts w:eastAsia="Yu Gothic"/>
+          <w:b/>
+        </w:rPr>
+        <w:t xml:space="preserve">Escribir</w:t>
+      </w:r>
+      <w:r>
+        <w:rPr>
+          <w:rFonts w:eastAsia="Yu Gothic"/>
+        </w:rPr>
+        <w:t xml:space="preserve">, que es la misma hoja pero para rellenarla </w:t>
+      </w:r>
+      <w:r>
+        <w:rPr>
+          <w:rFonts w:eastAsia="Yu Gothic"/>
+          <w:b/>
+        </w:rPr>
+        <w:t xml:space="preserve">con el dedo en la pantalla</w:t>
+      </w:r>
+      <w:r>
+        <w:rPr>
+          <w:rFonts w:eastAsia="Yu Gothic"/>
+        </w:rPr>
+        <w:t xml:space="preserve">: te corrige el orden y la dirección de cada trazo, y la hoja que imprimas sigue saliendo en blanco. Si le das sin tener hoja hecha, te pregunta primero de qué lecciones la quieres.</w:t>
       </w:r>
     </w:p>
     <w:p>
@@ -4128,13 +4623,26 @@
           <w:rFonts w:eastAsia="Yu Gothic"/>
           <w:b/>
         </w:rPr>
-        <w:t xml:space="preserve">Repaso</w:t>
-      </w:r>
-      <w:r>
-        <w:rPr>
-          <w:rFonts w:eastAsia="Yu Gothic"/>
-        </w:rPr>
-        <w:t xml:space="preserve"> de la barra lleva un número: los kanji que te tocan hoy.</w:t>
+        <w:t xml:space="preserve">Jugar</w:t>
+      </w:r>
+      <w:r>
+        <w:rPr>
+          <w:rFonts w:eastAsia="Yu Gothic"/>
+        </w:rPr>
+        <w:t xml:space="preserve"> lleva un </w:t>
+      </w:r>
+      <w:r>
+        <w:rPr>
+          <w:rFonts w:eastAsia="Yu Gothic"/>
+          <w:b/>
+        </w:rPr>
+        <w:t xml:space="preserve">número verde</w:t>
+      </w:r>
+      <w:r>
+        <w:rPr>
+          <w:rFonts w:eastAsia="Yu Gothic"/>
+        </w:rPr>
+        <w:t xml:space="preserve"> cuando tienes kanji pendientes de repasar hoy. Si no hay ninguno, el número no sale.</w:t>
       </w:r>
     </w:p>
     <w:p>
@@ -4162,20 +4670,33 @@
         <w:rPr>
           <w:rFonts w:eastAsia="Yu Gothic"/>
         </w:rPr>
-        <w:t xml:space="preserve">Pulsa </w:t>
-      </w:r>
-      <w:r>
-        <w:rPr>
-          <w:rFonts w:eastAsia="Yu Gothic"/>
-          <w:b/>
-        </w:rPr>
-        <w:t xml:space="preserve">Repaso</w:t>
-      </w:r>
-      <w:r>
-        <w:rPr>
-          <w:rFonts w:eastAsia="Yu Gothic"/>
-        </w:rPr>
-        <w:t xml:space="preserve"> y se abre el juego solo con lo que toca.</w:t>
+        <w:t xml:space="preserve">Entra en </w:t>
+      </w:r>
+      <w:r>
+        <w:rPr>
+          <w:rFonts w:eastAsia="Yu Gothic"/>
+          <w:b/>
+        </w:rPr>
+        <w:t xml:space="preserve">Jugar</w:t>
+      </w:r>
+      <w:r>
+        <w:rPr>
+          <w:rFonts w:eastAsia="Yu Gothic"/>
+        </w:rPr>
+        <w:t xml:space="preserve"> y pulsa el chip </w:t>
+      </w:r>
+      <w:r>
+        <w:rPr>
+          <w:rFonts w:eastAsia="Yu Gothic"/>
+          <w:b/>
+        </w:rPr>
+        <w:t xml:space="preserve">«Solo lo que toca hoy»</w:t>
+      </w:r>
+      <w:r>
+        <w:rPr>
+          <w:rFonts w:eastAsia="Yu Gothic"/>
+        </w:rPr>
+        <w:t xml:space="preserve">: el mazo se queda con eso y nada más.</w:t>
       </w:r>
     </w:p>
     <w:p>
@@ -4192,37 +4713,7 @@
         <w:rPr>
           <w:rFonts w:eastAsia="Yu Gothic"/>
         </w:rPr>
-        <w:t xml:space="preserve">Dentro del juego, el chip </w:t>
-      </w:r>
-      <w:r>
-        <w:rPr>
-          <w:rFonts w:eastAsia="Yu Gothic"/>
-          <w:b/>
-        </w:rPr>
-        <w:t xml:space="preserve">«Solo lo que toca hoy»</w:t>
-      </w:r>
-      <w:r>
-        <w:rPr>
-          <w:rFonts w:eastAsia="Yu Gothic"/>
-        </w:rPr>
-        <w:t xml:space="preserve"> hace lo mismo sin salir.</w:t>
-      </w:r>
-    </w:p>
-    <w:p>
-      <w:pPr>
-        <w:pStyle w:val="ListParagraph"/>
-        <w:numPr>
-          <w:ilvl w:val="0"/>
-          <w:numId w:val="1"/>
-        </w:numPr>
-        <w:spacing w:before="0" w:after="60" w:line="276" w:lineRule="auto"/>
-        <w:ind w:left="360" w:hanging="360"/>
-      </w:pPr>
-      <w:r>
-        <w:rPr>
-          <w:rFonts w:eastAsia="Yu Gothic"/>
-        </w:rPr>
-        <w:t xml:space="preserve">Si pone 0, no tienes nada pendiente: has terminado por hoy.</w:t>
+        <w:t xml:space="preserve">Sin número verde no tienes nada pendiente: has terminado por hoy.</w:t>
       </w:r>
     </w:p>
     <w:p>

--- a/documentacion/manual-de-usuario.docx
+++ b/documentacion/manual-de-usuario.docx
@@ -307,7 +307,7 @@
               <w:rPr>
                 <w:rFonts w:eastAsia="Yu Gothic"/>
               </w:rPr>
-              <w:t xml:space="preserve"> Las dos apps traen un botón </w:t>
+              <w:t xml:space="preserve"> Las dos apps traen </w:t>
             </w:r>
             <w:r>
               <w:rPr>
@@ -320,7 +320,20 @@
               <w:rPr>
                 <w:rFonts w:eastAsia="Yu Gothic"/>
               </w:rPr>
-              <w:t xml:space="preserve"> que te enseña lo principal en un minuto, señalando cada cosa en la propia pantalla. Se abre solo la primera vez que entras; luego, cuando lo pidas. Este manual es lo mismo pero con calma y por escrito.</w:t>
+              <w:t xml:space="preserve">, un recorrido que te enseña lo principal en un minuto señalando cada cosa en la propia pantalla. Se abre solo la primera vez que entras; luego lo tienes en la barra del silabario y, en la app de kanji, dentro de </w:t>
+            </w:r>
+            <w:r>
+              <w:rPr>
+                <w:rFonts w:eastAsia="Yu Gothic"/>
+                <w:b/>
+              </w:rPr>
+              <w:t xml:space="preserve">Ajustes</w:t>
+            </w:r>
+            <w:r>
+              <w:rPr>
+                <w:rFonts w:eastAsia="Yu Gothic"/>
+              </w:rPr>
+              <w:t xml:space="preserve">. Este manual es lo mismo pero con calma y por escrito.</w:t>
             </w:r>
           </w:p>
         </w:tc>
@@ -668,7 +681,7 @@
               <w:rPr>
                 <w:rFonts w:eastAsia="Yu Gothic"/>
               </w:rPr>
-              <w:t xml:space="preserve"> El botón </w:t>
+              <w:t xml:space="preserve"> </w:t>
             </w:r>
             <w:r>
               <w:rPr>
@@ -694,7 +707,20 @@
               <w:rPr>
                 <w:rFonts w:eastAsia="Yu Gothic"/>
               </w:rPr>
-              <w:t xml:space="preserve"> lo restaura. En la app de kanji esa copia incluye también el progreso del juego, que es lo único que no se puede rehacer a mano.</w:t>
+              <w:t xml:space="preserve"> lo restaura —en el silabario están en la barra; en la app de kanji, dentro de </w:t>
+            </w:r>
+            <w:r>
+              <w:rPr>
+                <w:rFonts w:eastAsia="Yu Gothic"/>
+                <w:b/>
+              </w:rPr>
+              <w:t xml:space="preserve">Ajustes</w:t>
+            </w:r>
+            <w:r>
+              <w:rPr>
+                <w:rFonts w:eastAsia="Yu Gothic"/>
+              </w:rPr>
+              <w:t xml:space="preserve">—. Esa copia incluye también el progreso del juego, que es lo único que no se puede rehacer a mano.</w:t>
             </w:r>
           </w:p>
         </w:tc>
@@ -1051,20 +1077,20 @@
         <w:rPr>
           <w:rFonts w:eastAsia="Yu Gothic"/>
         </w:rPr>
-        <w:t xml:space="preserve">. El tema oscuro </w:t>
-      </w:r>
-      <w:r>
-        <w:rPr>
-          <w:rFonts w:eastAsia="Yu Gothic"/>
-          <w:b/>
-        </w:rPr>
-        <w:t xml:space="preserve">siempre se imprime en claro</w:t>
-      </w:r>
-      <w:r>
-        <w:rPr>
-          <w:rFonts w:eastAsia="Yu Gothic"/>
-        </w:rPr>
-        <w:t xml:space="preserve">: en el papel no tendría sentido.</w:t>
+        <w:t xml:space="preserve">. Con el tema oscuro puesto aparece además </w:t>
+      </w:r>
+      <w:r>
+        <w:rPr>
+          <w:rFonts w:eastAsia="Yu Gothic"/>
+          <w:b/>
+        </w:rPr>
+        <w:t xml:space="preserve">Papel</w:t>
+      </w:r>
+      <w:r>
+        <w:rPr>
+          <w:rFonts w:eastAsia="Yu Gothic"/>
+        </w:rPr>
+        <w:t xml:space="preserve">: de fábrica la hoja sale en claro aunque la pantalla esté oscura, que es lo que se quiere casi siempre.</w:t>
       </w:r>
     </w:p>
     <w:p>
@@ -2866,7 +2892,18 @@
         <w:rPr>
           <w:rFonts w:eastAsia="Yu Gothic"/>
         </w:rPr>
-        <w:t xml:space="preserve">3.2. Las tres vistas de la hoja</w:t>
+        <w:t xml:space="preserve">3.2. Qué sale en el papel</w:t>
+      </w:r>
+    </w:p>
+    <w:p>
+      <w:pPr>
+        <w:spacing w:before="0" w:after="120" w:line="276" w:lineRule="auto"/>
+      </w:pPr>
+      <w:r>
+        <w:rPr>
+          <w:rFonts w:eastAsia="Yu Gothic"/>
+        </w:rPr>
+        <w:t xml:space="preserve">Cuatro de las seis se imprimen, y cada una saca una hoja distinta:</w:t>
       </w:r>
     </w:p>
     <w:tbl>
@@ -2911,7 +2948,7 @@
                 <w:b/>
                 <w:color w:val="FFFFFF"/>
               </w:rPr>
-              <w:t xml:space="preserve">Botón</w:t>
+              <w:t xml:space="preserve">Vista</w:t>
             </w:r>
           </w:p>
         </w:tc>
@@ -3024,6 +3061,43 @@
               <w:rPr>
                 <w:rFonts w:eastAsia="Yu Gothic"/>
               </w:rPr>
+              <w:t xml:space="preserve">Caligrafía</w:t>
+            </w:r>
+          </w:p>
+        </w:tc>
+        <w:tc>
+          <w:tcPr>
+            <w:tcW w:w="7226" w:type="dxa"/>
+            <w:vAlign w:val="center"/>
+          </w:tcPr>
+          <w:p>
+            <w:pPr>
+              <w:spacing w:before="40" w:after="40" w:line="240" w:lineRule="auto"/>
+            </w:pPr>
+            <w:r>
+              <w:rPr>
+                <w:rFonts w:eastAsia="Yu Gothic"/>
+              </w:rPr>
+              <w:t xml:space="preserve">Casillas para practicar la escritura: una por trazo hasta el kanji entero, y el resto de la fila para repetir.</w:t>
+            </w:r>
+          </w:p>
+        </w:tc>
+      </w:tr>
+      <w:tr>
+        <w:tc>
+          <w:tcPr>
+            <w:tcW w:w="1800" w:type="dxa"/>
+            <w:shd w:val="clear" w:color="auto" w:fill="F2F6FA"/>
+            <w:vAlign w:val="center"/>
+          </w:tcPr>
+          <w:p>
+            <w:pPr>
+              <w:spacing w:before="40" w:after="40" w:line="240" w:lineRule="auto"/>
+            </w:pPr>
+            <w:r>
+              <w:rPr>
+                <w:rFonts w:eastAsia="Yu Gothic"/>
+              </w:rPr>
               <w:t xml:space="preserve">Examen</w:t>
             </w:r>
           </w:p>
@@ -3031,17 +3105,18 @@
         <w:tc>
           <w:tcPr>
             <w:tcW w:w="7226" w:type="dxa"/>
-            <w:vAlign w:val="center"/>
-          </w:tcPr>
-          <w:p>
-            <w:pPr>
-              <w:spacing w:before="40" w:after="40" w:line="240" w:lineRule="auto"/>
-            </w:pPr>
-            <w:r>
-              <w:rPr>
-                <w:rFonts w:eastAsia="Yu Gothic"/>
-              </w:rPr>
-              <w:t xml:space="preserve">Un examen para hacer a mano, con sus soluciones.</w:t>
+            <w:shd w:val="clear" w:color="auto" w:fill="F2F6FA"/>
+            <w:vAlign w:val="center"/>
+          </w:tcPr>
+          <w:p>
+            <w:pPr>
+              <w:spacing w:before="40" w:after="40" w:line="240" w:lineRule="auto"/>
+            </w:pPr>
+            <w:r>
+              <w:rPr>
+                <w:rFonts w:eastAsia="Yu Gothic"/>
+              </w:rPr>
+              <w:t xml:space="preserve">Un examen para hacer a mano, con sus soluciones aparte.</w:t>
             </w:r>
           </w:p>
         </w:tc>
@@ -3059,21 +3134,41 @@
       <w:r>
         <w:rPr>
           <w:rFonts w:eastAsia="Yu Gothic"/>
-        </w:rPr>
-        <w:t xml:space="preserve">En la vista de </w:t>
-      </w:r>
-      <w:r>
-        <w:rPr>
-          <w:rFonts w:eastAsia="Yu Gothic"/>
-          <w:b/>
-        </w:rPr>
-        <w:t xml:space="preserve">Fichas</w:t>
-      </w:r>
-      <w:r>
-        <w:rPr>
-          <w:rFonts w:eastAsia="Yu Gothic"/>
-        </w:rPr>
-        <w:t xml:space="preserve"> tienes además cuatro interruptores: </w:t>
+          <w:b/>
+        </w:rPr>
+        <w:t xml:space="preserve">Lo que llevan esas hojas se cambia en Ajustes</w:t>
+      </w:r>
+      <w:r>
+        <w:rPr>
+          <w:rFonts w:eastAsia="Yu Gothic"/>
+        </w:rPr>
+        <w:t xml:space="preserve">, en el apartado </w:t>
+      </w:r>
+      <w:r>
+        <w:rPr>
+          <w:rFonts w:eastAsia="Yu Gothic"/>
+          <w:i/>
+        </w:rPr>
+        <w:t xml:space="preserve">Lo que sale en la hoja</w:t>
+      </w:r>
+      <w:r>
+        <w:rPr>
+          <w:rFonts w:eastAsia="Yu Gothic"/>
+        </w:rPr>
+        <w:t xml:space="preserve">: </w:t>
+      </w:r>
+      <w:r>
+        <w:rPr>
+          <w:rFonts w:eastAsia="Yu Gothic"/>
+          <w:b/>
+        </w:rPr>
+        <w:t xml:space="preserve">Rōmaji</w:t>
+      </w:r>
+      <w:r>
+        <w:rPr>
+          <w:rFonts w:eastAsia="Yu Gothic"/>
+        </w:rPr>
+        <w:t xml:space="preserve">, </w:t>
       </w:r>
       <w:r>
         <w:rPr>
@@ -3112,7 +3207,7 @@
         <w:rPr>
           <w:rFonts w:eastAsia="Yu Gothic"/>
         </w:rPr>
-        <w:t xml:space="preserve"> (la cruz dentro del recuadro) y </w:t>
+        <w:t xml:space="preserve"> (la cruz dentro del recuadro), </w:t>
       </w:r>
       <w:r>
         <w:rPr>
@@ -3125,7 +3220,70 @@
         <w:rPr>
           <w:rFonts w:eastAsia="Yu Gothic"/>
         </w:rPr>
-        <w:t xml:space="preserve">.</w:t>
+        <w:t xml:space="preserve">, </w:t>
+      </w:r>
+      <w:r>
+        <w:rPr>
+          <w:rFonts w:eastAsia="Yu Gothic"/>
+          <w:b/>
+        </w:rPr>
+        <w:t xml:space="preserve">Vertical / Apaisado</w:t>
+      </w:r>
+      <w:r>
+        <w:rPr>
+          <w:rFonts w:eastAsia="Yu Gothic"/>
+        </w:rPr>
+        <w:t xml:space="preserve"> y </w:t>
+      </w:r>
+      <w:r>
+        <w:rPr>
+          <w:rFonts w:eastAsia="Yu Gothic"/>
+          <w:b/>
+        </w:rPr>
+        <w:t xml:space="preserve">Progreso</w:t>
+      </w:r>
+      <w:r>
+        <w:rPr>
+          <w:rFonts w:eastAsia="Yu Gothic"/>
+        </w:rPr>
+        <w:t xml:space="preserve">. Cada uno lleva escrito qué hace.</w:t>
+      </w:r>
+    </w:p>
+    <w:p>
+      <w:pPr>
+        <w:spacing w:before="0" w:after="120" w:line="276" w:lineRule="auto"/>
+      </w:pPr>
+      <w:r>
+        <w:rPr>
+          <w:rFonts w:eastAsia="Yu Gothic"/>
+        </w:rPr>
+        <w:t xml:space="preserve">Las otras dos del selector, </w:t>
+      </w:r>
+      <w:r>
+        <w:rPr>
+          <w:rFonts w:eastAsia="Yu Gothic"/>
+          <w:b/>
+        </w:rPr>
+        <w:t xml:space="preserve">Escribir</w:t>
+      </w:r>
+      <w:r>
+        <w:rPr>
+          <w:rFonts w:eastAsia="Yu Gothic"/>
+        </w:rPr>
+        <w:t xml:space="preserve"> y </w:t>
+      </w:r>
+      <w:r>
+        <w:rPr>
+          <w:rFonts w:eastAsia="Yu Gothic"/>
+          <w:b/>
+        </w:rPr>
+        <w:t xml:space="preserve">Jugar</w:t>
+      </w:r>
+      <w:r>
+        <w:rPr>
+          <w:rFonts w:eastAsia="Yu Gothic"/>
+        </w:rPr>
+        <w:t xml:space="preserve">, no imprimen nada: son para practicar en la pantalla.</w:t>
       </w:r>
     </w:p>
     <w:p>
@@ -3589,7 +3747,7 @@
         <w:rPr>
           <w:rFonts w:eastAsia="Yu Gothic"/>
         </w:rPr>
-        <w:t xml:space="preserve">Con la hoja delante, el botón </w:t>
+        <w:t xml:space="preserve">Con </w:t>
       </w:r>
       <w:r>
         <w:rPr>
@@ -3602,7 +3760,7 @@
         <w:rPr>
           <w:rFonts w:eastAsia="Yu Gothic"/>
         </w:rPr>
-        <w:t xml:space="preserve"> la vuelve escribible: las casillas vacías crecen y puedes rellenarlas con el dedo, una a una, sin imprimir nada. Lo que escribes se queda pintado en su casilla con su puntuación, así que la hoja se va llenando en pantalla.</w:t>
+        <w:t xml:space="preserve">, esas mismas casillas crecen y se rellenan con el dedo, una a una, sin gastar papel. Lo que escribes se queda pintado en su casilla con su puntuación, así que la hoja se va llenando en pantalla.</w:t>
       </w:r>
     </w:p>
     <w:p>
@@ -4567,7 +4725,20 @@
         <w:rPr>
           <w:rFonts w:eastAsia="Yu Gothic"/>
         </w:rPr>
-        <w:t xml:space="preserve">El botón </w:t>
+        <w:t xml:space="preserve">En </w:t>
+      </w:r>
+      <w:r>
+        <w:rPr>
+          <w:rFonts w:eastAsia="Yu Gothic"/>
+          <w:b/>
+        </w:rPr>
+        <w:t xml:space="preserve">Ajustes</w:t>
+      </w:r>
+      <w:r>
+        <w:rPr>
+          <w:rFonts w:eastAsia="Yu Gothic"/>
+        </w:rPr>
+        <w:t xml:space="preserve">, </w:t>
       </w:r>
       <w:r>
         <w:rPr>
@@ -4831,6 +5002,25 @@
       <w:r>
         <w:rPr>
           <w:rFonts w:eastAsia="Yu Gothic"/>
+        </w:rPr>
+        <w:t xml:space="preserve">Con la hoja de examen delante aparecen </w:t>
+      </w:r>
+      <w:r>
+        <w:rPr>
+          <w:rFonts w:eastAsia="Yu Gothic"/>
+          <w:b/>
+        </w:rPr>
+        <w:t xml:space="preserve">dos botones más, justo debajo del selector</w:t>
+      </w:r>
+      <w:r>
+        <w:rPr>
+          <w:rFonts w:eastAsia="Yu Gothic"/>
+        </w:rPr>
+        <w:t xml:space="preserve">, que solo existen en esta vista: </w:t>
+      </w:r>
+      <w:r>
+        <w:rPr>
+          <w:rFonts w:eastAsia="Yu Gothic"/>
           <w:b/>
         </w:rPr>
         <w:t xml:space="preserve">Otro examen</w:t>
@@ -4839,7 +5029,7 @@
         <w:rPr>
           <w:rFonts w:eastAsia="Yu Gothic"/>
         </w:rPr>
-        <w:t xml:space="preserve"> sortea preguntas nuevas de esa lección. </w:t>
+        <w:t xml:space="preserve"> sortea preguntas nuevas de esa lección, y </w:t>
       </w:r>
       <w:r>
         <w:rPr>
@@ -4852,7 +5042,7 @@
         <w:rPr>
           <w:rFonts w:eastAsia="Yu Gothic"/>
         </w:rPr>
-        <w:t xml:space="preserve"> las escribe en su sitio: imprime primero sin soluciones (para hacerlo) y luego con ellas (para corregir).</w:t>
+        <w:t xml:space="preserve"> las escribe en su sitio. Así que imprime primero sin soluciones (para hacerlo) y luego con ellas (para corregir).</w:t>
       </w:r>
     </w:p>
     <w:p>
@@ -6622,7 +6812,7 @@
               <w:rPr>
                 <w:rFonts w:eastAsia="Yu Gothic"/>
               </w:rPr>
-              <w:t xml:space="preserve">He liado la tabla o las lecciones</w:t>
+              <w:t xml:space="preserve">He liado la tabla del silabario</w:t>
             </w:r>
           </w:p>
         </w:tc>
@@ -6639,7 +6829,20 @@
               <w:rPr>
                 <w:rFonts w:eastAsia="Yu Gothic"/>
               </w:rPr>
-              <w:t xml:space="preserve">El botón de restaurar (la flecha circular) las deja como venían de fábrica.</w:t>
+              <w:t xml:space="preserve">El botón </w:t>
+            </w:r>
+            <w:r>
+              <w:rPr>
+                <w:rFonts w:eastAsia="Yu Gothic"/>
+                <w:b/>
+              </w:rPr>
+              <w:t xml:space="preserve">Restaurar la tabla original</w:t>
+            </w:r>
+            <w:r>
+              <w:rPr>
+                <w:rFonts w:eastAsia="Yu Gothic"/>
+              </w:rPr>
+              <w:t xml:space="preserve"> la deja como venía de fábrica.</w:t>
             </w:r>
           </w:p>
         </w:tc>
@@ -6659,7 +6862,7 @@
               <w:rPr>
                 <w:rFonts w:eastAsia="Yu Gothic"/>
               </w:rPr>
-              <w:t xml:space="preserve">La letra sale muy pequeña en la hoja de fichas</w:t>
+              <w:t xml:space="preserve">He liado mis lecciones de kanji</w:t>
             </w:r>
           </w:p>
         </w:tc>
@@ -6677,33 +6880,33 @@
               <w:rPr>
                 <w:rFonts w:eastAsia="Yu Gothic"/>
               </w:rPr>
-              <w:t xml:space="preserve">Apaga </w:t>
+              <w:t xml:space="preserve">En </w:t>
             </w:r>
             <w:r>
               <w:rPr>
                 <w:rFonts w:eastAsia="Yu Gothic"/>
                 <w:b/>
               </w:rPr>
-              <w:t xml:space="preserve">Ejemplos</w:t>
-            </w:r>
-            <w:r>
-              <w:rPr>
-                <w:rFonts w:eastAsia="Yu Gothic"/>
-              </w:rPr>
-              <w:t xml:space="preserve"> o cambia a </w:t>
+              <w:t xml:space="preserve">Mi libro</w:t>
+            </w:r>
+            <w:r>
+              <w:rPr>
+                <w:rFonts w:eastAsia="Yu Gothic"/>
+              </w:rPr>
+              <w:t xml:space="preserve">, </w:t>
             </w:r>
             <w:r>
               <w:rPr>
                 <w:rFonts w:eastAsia="Yu Gothic"/>
                 <w:b/>
               </w:rPr>
-              <w:t xml:space="preserve">2 columnas</w:t>
-            </w:r>
-            <w:r>
-              <w:rPr>
-                <w:rFonts w:eastAsia="Yu Gothic"/>
-              </w:rPr>
-              <w:t xml:space="preserve">: cuanto menos contenido, más grande sale todo lo demás.</w:t>
+              <w:t xml:space="preserve">Cargar el libro de ejemplo</w:t>
+            </w:r>
+            <w:r>
+              <w:rPr>
+                <w:rFonts w:eastAsia="Yu Gothic"/>
+              </w:rPr>
+              <w:t xml:space="preserve"> vuelve a poner el reparto por nivel JLPT.</w:t>
             </w:r>
           </w:p>
         </w:tc>
@@ -6722,6 +6925,82 @@
               <w:rPr>
                 <w:rFonts w:eastAsia="Yu Gothic"/>
               </w:rPr>
+              <w:t xml:space="preserve">La letra sale muy pequeña en la hoja de fichas</w:t>
+            </w:r>
+          </w:p>
+        </w:tc>
+        <w:tc>
+          <w:tcPr>
+            <w:tcW w:w="6026" w:type="dxa"/>
+            <w:vAlign w:val="center"/>
+          </w:tcPr>
+          <w:p>
+            <w:pPr>
+              <w:spacing w:before="40" w:after="40" w:line="240" w:lineRule="auto"/>
+            </w:pPr>
+            <w:r>
+              <w:rPr>
+                <w:rFonts w:eastAsia="Yu Gothic"/>
+              </w:rPr>
+              <w:t xml:space="preserve">En </w:t>
+            </w:r>
+            <w:r>
+              <w:rPr>
+                <w:rFonts w:eastAsia="Yu Gothic"/>
+                <w:b/>
+              </w:rPr>
+              <w:t xml:space="preserve">Ajustes</w:t>
+            </w:r>
+            <w:r>
+              <w:rPr>
+                <w:rFonts w:eastAsia="Yu Gothic"/>
+              </w:rPr>
+              <w:t xml:space="preserve">, apaga </w:t>
+            </w:r>
+            <w:r>
+              <w:rPr>
+                <w:rFonts w:eastAsia="Yu Gothic"/>
+                <w:b/>
+              </w:rPr>
+              <w:t xml:space="preserve">Ejemplos</w:t>
+            </w:r>
+            <w:r>
+              <w:rPr>
+                <w:rFonts w:eastAsia="Yu Gothic"/>
+              </w:rPr>
+              <w:t xml:space="preserve"> o cambia a </w:t>
+            </w:r>
+            <w:r>
+              <w:rPr>
+                <w:rFonts w:eastAsia="Yu Gothic"/>
+                <w:b/>
+              </w:rPr>
+              <w:t xml:space="preserve">1 columna</w:t>
+            </w:r>
+            <w:r>
+              <w:rPr>
+                <w:rFonts w:eastAsia="Yu Gothic"/>
+              </w:rPr>
+              <w:t xml:space="preserve">: cuanto menos contenido, más grande sale todo lo demás.</w:t>
+            </w:r>
+          </w:p>
+        </w:tc>
+      </w:tr>
+      <w:tr>
+        <w:tc>
+          <w:tcPr>
+            <w:tcW w:w="3000" w:type="dxa"/>
+            <w:shd w:val="clear" w:color="auto" w:fill="F2F6FA"/>
+            <w:vAlign w:val="center"/>
+          </w:tcPr>
+          <w:p>
+            <w:pPr>
+              <w:spacing w:before="40" w:after="40" w:line="240" w:lineRule="auto"/>
+            </w:pPr>
+            <w:r>
+              <w:rPr>
+                <w:rFonts w:eastAsia="Yu Gothic"/>
+              </w:rPr>
               <w:t xml:space="preserve">Nada de esto arregla lo tuyo</w:t>
             </w:r>
           </w:p>
@@ -6729,6 +7008,7 @@
         <w:tc>
           <w:tcPr>
             <w:tcW w:w="6026" w:type="dxa"/>
+            <w:shd w:val="clear" w:color="auto" w:fill="F2F6FA"/>
             <w:vAlign w:val="center"/>
           </w:tcPr>
           <w:p>

--- a/documentacion/manual-de-usuario.docx
+++ b/documentacion/manual-de-usuario.docx
@@ -320,7 +320,7 @@
               <w:rPr>
                 <w:rFonts w:eastAsia="Yu Gothic"/>
               </w:rPr>
-              <w:t xml:space="preserve">, un recorrido que te enseña lo principal en un minuto señalando cada cosa en la propia pantalla. Se abre solo la primera vez que entras; luego lo tienes en la barra del silabario y, en la app de kanji, dentro de </w:t>
+              <w:t xml:space="preserve">, un recorrido que te enseña lo principal en un minuto señalando cada cosa en la propia pantalla. Se abre solo la primera vez que entras; luego lo tienes en </w:t>
             </w:r>
             <w:r>
               <w:rPr>
@@ -681,13 +681,26 @@
               <w:rPr>
                 <w:rFonts w:eastAsia="Yu Gothic"/>
               </w:rPr>
-              <w:t xml:space="preserve"> </w:t>
+              <w:t xml:space="preserve"> En </w:t>
             </w:r>
             <w:r>
               <w:rPr>
                 <w:rFonts w:eastAsia="Yu Gothic"/>
                 <w:b/>
               </w:rPr>
+              <w:t xml:space="preserve">Ajustes</w:t>
+            </w:r>
+            <w:r>
+              <w:rPr>
+                <w:rFonts w:eastAsia="Yu Gothic"/>
+              </w:rPr>
+              <w:t xml:space="preserve">, </w:t>
+            </w:r>
+            <w:r>
+              <w:rPr>
+                <w:rFonts w:eastAsia="Yu Gothic"/>
+                <w:b/>
+              </w:rPr>
               <w:t xml:space="preserve">Copia</w:t>
             </w:r>
             <w:r>
@@ -707,20 +720,7 @@
               <w:rPr>
                 <w:rFonts w:eastAsia="Yu Gothic"/>
               </w:rPr>
-              <w:t xml:space="preserve"> lo restaura —en el silabario están en la barra; en la app de kanji, dentro de </w:t>
-            </w:r>
-            <w:r>
-              <w:rPr>
-                <w:rFonts w:eastAsia="Yu Gothic"/>
-                <w:b/>
-              </w:rPr>
-              <w:t xml:space="preserve">Ajustes</w:t>
-            </w:r>
-            <w:r>
-              <w:rPr>
-                <w:rFonts w:eastAsia="Yu Gothic"/>
-              </w:rPr>
-              <w:t xml:space="preserve">—. Esa copia incluye también el progreso del juego, que es lo único que no se puede rehacer a mano.</w:t>
+              <w:t xml:space="preserve"> lo restaura. Esa copia incluye también el progreso del juego, que es lo único que no se puede rehacer a mano.</w:t>
             </w:r>
           </w:p>
         </w:tc>
@@ -824,6 +824,50 @@
     </w:p>
     <w:p>
       <w:pPr>
+        <w:spacing w:before="0" w:after="120" w:line="276" w:lineRule="auto"/>
+      </w:pPr>
+      <w:r>
+        <w:rPr>
+          <w:rFonts w:eastAsia="Yu Gothic"/>
+          <w:b/>
+        </w:rPr>
+        <w:t xml:space="preserve">Las dos apps se manejan igual</w:t>
+      </w:r>
+      <w:r>
+        <w:rPr>
+          <w:rFonts w:eastAsia="Yu Gothic"/>
+        </w:rPr>
+        <w:t xml:space="preserve">: un renglón con lo que puedes hacer, </w:t>
+      </w:r>
+      <w:r>
+        <w:rPr>
+          <w:rFonts w:eastAsia="Yu Gothic"/>
+          <w:b/>
+        </w:rPr>
+        <w:t xml:space="preserve">Imprimir / PDF</w:t>
+      </w:r>
+      <w:r>
+        <w:rPr>
+          <w:rFonts w:eastAsia="Yu Gothic"/>
+        </w:rPr>
+        <w:t xml:space="preserve"> y </w:t>
+      </w:r>
+      <w:r>
+        <w:rPr>
+          <w:rFonts w:eastAsia="Yu Gothic"/>
+          <w:b/>
+        </w:rPr>
+        <w:t xml:space="preserve">Ajustes</w:t>
+      </w:r>
+      <w:r>
+        <w:rPr>
+          <w:rFonts w:eastAsia="Yu Gothic"/>
+        </w:rPr>
+        <w:t xml:space="preserve"> al final, y dentro de Ajustes todo lo demás con una línea que explica qué hace cada cosa.</w:t>
+      </w:r>
+    </w:p>
+    <w:p>
+      <w:pPr>
         <w:pStyle w:val="Heading2"/>
         <w:spacing w:before="280" w:after="120"/>
       </w:pPr>
@@ -831,7 +875,57 @@
         <w:rPr>
           <w:rFonts w:eastAsia="Yu Gothic"/>
         </w:rPr>
-        <w:t xml:space="preserve">2.1. Los tres modos de la tabla</w:t>
+        <w:t xml:space="preserve">2.1. Todo lo que se hace con la tabla</w:t>
+      </w:r>
+    </w:p>
+    <w:p>
+      <w:pPr>
+        <w:spacing w:before="0" w:after="120" w:line="276" w:lineRule="auto"/>
+      </w:pPr>
+      <w:r>
+        <w:rPr>
+          <w:rFonts w:eastAsia="Yu Gothic"/>
+        </w:rPr>
+        <w:t xml:space="preserve">La barra tiene </w:t>
+      </w:r>
+      <w:r>
+        <w:rPr>
+          <w:rFonts w:eastAsia="Yu Gothic"/>
+          <w:b/>
+        </w:rPr>
+        <w:t xml:space="preserve">un solo renglón con seis cosas</w:t>
+      </w:r>
+      <w:r>
+        <w:rPr>
+          <w:rFonts w:eastAsia="Yu Gothic"/>
+        </w:rPr>
+        <w:t xml:space="preserve">, y al final </w:t>
+      </w:r>
+      <w:r>
+        <w:rPr>
+          <w:rFonts w:eastAsia="Yu Gothic"/>
+          <w:b/>
+        </w:rPr>
+        <w:t xml:space="preserve">Imprimir / PDF</w:t>
+      </w:r>
+      <w:r>
+        <w:rPr>
+          <w:rFonts w:eastAsia="Yu Gothic"/>
+        </w:rPr>
+        <w:t xml:space="preserve"> y </w:t>
+      </w:r>
+      <w:r>
+        <w:rPr>
+          <w:rFonts w:eastAsia="Yu Gothic"/>
+          <w:b/>
+        </w:rPr>
+        <w:t xml:space="preserve">Ajustes</w:t>
+      </w:r>
+      <w:r>
+        <w:rPr>
+          <w:rFonts w:eastAsia="Yu Gothic"/>
+        </w:rPr>
+        <w:t xml:space="preserve">:</w:t>
       </w:r>
     </w:p>
     <w:tbl>
@@ -1011,6 +1105,118 @@
           </w:p>
         </w:tc>
       </w:tr>
+      <w:tr>
+        <w:tc>
+          <w:tcPr>
+            <w:tcW w:w="1800" w:type="dxa"/>
+            <w:shd w:val="clear" w:color="auto" w:fill="F2F6FA"/>
+            <w:vAlign w:val="center"/>
+          </w:tcPr>
+          <w:p>
+            <w:pPr>
+              <w:spacing w:before="40" w:after="40" w:line="240" w:lineRule="auto"/>
+            </w:pPr>
+            <w:r>
+              <w:rPr>
+                <w:rFonts w:eastAsia="Yu Gothic"/>
+              </w:rPr>
+              <w:t xml:space="preserve">Caligrafía</w:t>
+            </w:r>
+          </w:p>
+        </w:tc>
+        <w:tc>
+          <w:tcPr>
+            <w:tcW w:w="7226" w:type="dxa"/>
+            <w:shd w:val="clear" w:color="auto" w:fill="F2F6FA"/>
+            <w:vAlign w:val="center"/>
+          </w:tcPr>
+          <w:p>
+            <w:pPr>
+              <w:spacing w:before="40" w:after="40" w:line="240" w:lineRule="auto"/>
+            </w:pPr>
+            <w:r>
+              <w:rPr>
+                <w:rFonts w:eastAsia="Yu Gothic"/>
+              </w:rPr>
+              <w:t xml:space="preserve">Hojas para practicar la escritura a mano.</w:t>
+            </w:r>
+          </w:p>
+        </w:tc>
+      </w:tr>
+      <w:tr>
+        <w:tc>
+          <w:tcPr>
+            <w:tcW w:w="1800" w:type="dxa"/>
+            <w:vAlign w:val="center"/>
+          </w:tcPr>
+          <w:p>
+            <w:pPr>
+              <w:spacing w:before="40" w:after="40" w:line="240" w:lineRule="auto"/>
+            </w:pPr>
+            <w:r>
+              <w:rPr>
+                <w:rFonts w:eastAsia="Yu Gothic"/>
+              </w:rPr>
+              <w:t xml:space="preserve">Escribir</w:t>
+            </w:r>
+          </w:p>
+        </w:tc>
+        <w:tc>
+          <w:tcPr>
+            <w:tcW w:w="7226" w:type="dxa"/>
+            <w:vAlign w:val="center"/>
+          </w:tcPr>
+          <w:p>
+            <w:pPr>
+              <w:spacing w:before="40" w:after="40" w:line="240" w:lineRule="auto"/>
+            </w:pPr>
+            <w:r>
+              <w:rPr>
+                <w:rFonts w:eastAsia="Yu Gothic"/>
+              </w:rPr>
+              <w:t xml:space="preserve">Esa misma hoja, pero rellenándola con el dedo en la pantalla.</w:t>
+            </w:r>
+          </w:p>
+        </w:tc>
+      </w:tr>
+      <w:tr>
+        <w:tc>
+          <w:tcPr>
+            <w:tcW w:w="1800" w:type="dxa"/>
+            <w:shd w:val="clear" w:color="auto" w:fill="F2F6FA"/>
+            <w:vAlign w:val="center"/>
+          </w:tcPr>
+          <w:p>
+            <w:pPr>
+              <w:spacing w:before="40" w:after="40" w:line="240" w:lineRule="auto"/>
+            </w:pPr>
+            <w:r>
+              <w:rPr>
+                <w:rFonts w:eastAsia="Yu Gothic"/>
+              </w:rPr>
+              <w:t xml:space="preserve">Jugar</w:t>
+            </w:r>
+          </w:p>
+        </w:tc>
+        <w:tc>
+          <w:tcPr>
+            <w:tcW w:w="7226" w:type="dxa"/>
+            <w:shd w:val="clear" w:color="auto" w:fill="F2F6FA"/>
+            <w:vAlign w:val="center"/>
+          </w:tcPr>
+          <w:p>
+            <w:pPr>
+              <w:spacing w:before="40" w:after="40" w:line="240" w:lineRule="auto"/>
+            </w:pPr>
+            <w:r>
+              <w:rPr>
+                <w:rFonts w:eastAsia="Yu Gothic"/>
+              </w:rPr>
+              <w:t xml:space="preserve">Abre el juego de lectura.</w:t>
+            </w:r>
+          </w:p>
+        </w:tc>
+      </w:tr>
     </w:tbl>
     <w:p>
       <w:pPr>
@@ -1025,73 +1231,148 @@
         <w:rPr>
           <w:rFonts w:eastAsia="Yu Gothic"/>
         </w:rPr>
-        <w:t xml:space="preserve">Al lado tienes </w:t>
-      </w:r>
-      <w:r>
-        <w:rPr>
-          <w:rFonts w:eastAsia="Yu Gothic"/>
-          <w:b/>
-        </w:rPr>
-        <w:t xml:space="preserve">Rōmaji</w:t>
-      </w:r>
-      <w:r>
-        <w:rPr>
-          <w:rFonts w:eastAsia="Yu Gothic"/>
-        </w:rPr>
-        <w:t xml:space="preserve"> (arriba, al lado o apagado), </w:t>
-      </w:r>
-      <w:r>
-        <w:rPr>
-          <w:rFonts w:eastAsia="Yu Gothic"/>
-          <w:b/>
-        </w:rPr>
-        <w:t xml:space="preserve">Notas</w:t>
-      </w:r>
-      <w:r>
-        <w:rPr>
-          <w:rFonts w:eastAsia="Yu Gothic"/>
-        </w:rPr>
-        <w:t xml:space="preserve"> (muestra u oculta las notas del pie), </w:t>
-      </w:r>
-      <w:r>
-        <w:rPr>
-          <w:rFonts w:eastAsia="Yu Gothic"/>
-          <w:b/>
-        </w:rPr>
-        <w:t xml:space="preserve">Vertical/Apaisado</w:t>
-      </w:r>
-      <w:r>
-        <w:rPr>
-          <w:rFonts w:eastAsia="Yu Gothic"/>
-        </w:rPr>
-        <w:t xml:space="preserve"> y el tema </w:t>
-      </w:r>
-      <w:r>
-        <w:rPr>
-          <w:rFonts w:eastAsia="Yu Gothic"/>
-          <w:b/>
-        </w:rPr>
-        <w:t xml:space="preserve">Claro/Oscuro/Kawaii</w:t>
-      </w:r>
-      <w:r>
-        <w:rPr>
-          <w:rFonts w:eastAsia="Yu Gothic"/>
-        </w:rPr>
-        <w:t xml:space="preserve">. Con el tema oscuro puesto aparece además </w:t>
-      </w:r>
-      <w:r>
-        <w:rPr>
-          <w:rFonts w:eastAsia="Yu Gothic"/>
-          <w:b/>
-        </w:rPr>
-        <w:t xml:space="preserve">Papel</w:t>
-      </w:r>
-      <w:r>
-        <w:rPr>
-          <w:rFonts w:eastAsia="Yu Gothic"/>
-        </w:rPr>
-        <w:t xml:space="preserve">: de fábrica la hoja sale en claro aunque la pantalla esté oscura, que es lo que se quiere casi siempre.</w:t>
-      </w:r>
+        <w:t xml:space="preserve">Las </w:t>
+      </w:r>
+      <w:r>
+        <w:rPr>
+          <w:rFonts w:eastAsia="Yu Gothic"/>
+          <w:b/>
+        </w:rPr>
+        <w:t xml:space="preserve">cuatro primeras</w:t>
+      </w:r>
+      <w:r>
+        <w:rPr>
+          <w:rFonts w:eastAsia="Yu Gothic"/>
+        </w:rPr>
+        <w:t xml:space="preserve"> son maneras de ver la hoja y se quedan marcadas; las </w:t>
+      </w:r>
+      <w:r>
+        <w:rPr>
+          <w:rFonts w:eastAsia="Yu Gothic"/>
+          <w:b/>
+        </w:rPr>
+        <w:t xml:space="preserve">dos últimas</w:t>
+      </w:r>
+      <w:r>
+        <w:rPr>
+          <w:rFonts w:eastAsia="Yu Gothic"/>
+        </w:rPr>
+        <w:t xml:space="preserve"> abren otra cosa. Por eso hay una rayita entre medias.</w:t>
+      </w:r>
+    </w:p>
+    <w:p>
+      <w:pPr>
+        <w:spacing w:before="0" w:after="120" w:line="276" w:lineRule="auto"/>
+      </w:pPr>
+      <w:r>
+        <w:rPr>
+          <w:rFonts w:eastAsia="Yu Gothic"/>
+          <w:b/>
+        </w:rPr>
+        <w:t xml:space="preserve">En modo Editar</w:t>
+      </w:r>
+      <w:r>
+        <w:rPr>
+          <w:rFonts w:eastAsia="Yu Gothic"/>
+        </w:rPr>
+        <w:t xml:space="preserve"> aparecen debajo dos botones más, que solo existen ahí: </w:t>
+      </w:r>
+      <w:r>
+        <w:rPr>
+          <w:rFonts w:eastAsia="Yu Gothic"/>
+          <w:b/>
+        </w:rPr>
+        <w:t xml:space="preserve">Guardar los cambios</w:t>
+      </w:r>
+      <w:r>
+        <w:rPr>
+          <w:rFonts w:eastAsia="Yu Gothic"/>
+        </w:rPr>
+        <w:t xml:space="preserve"> y </w:t>
+      </w:r>
+      <w:r>
+        <w:rPr>
+          <w:rFonts w:eastAsia="Yu Gothic"/>
+          <w:b/>
+        </w:rPr>
+        <w:t xml:space="preserve">Restaurar la tabla original</w:t>
+      </w:r>
+      <w:r>
+        <w:rPr>
+          <w:rFonts w:eastAsia="Yu Gothic"/>
+        </w:rPr>
+        <w:t xml:space="preserve">.</w:t>
+      </w:r>
+    </w:p>
+    <w:tbl>
+      <w:tblPr>
+        <w:tblW w:w="9026" w:type="dxa"/>
+        <w:tblBorders>
+          <w:top w:val="single" w:sz="6" w:space="0" w:color="E0B84C"/>
+          <w:left w:val="single" w:sz="6" w:space="0" w:color="E0B84C"/>
+          <w:bottom w:val="single" w:sz="6" w:space="0" w:color="E0B84C"/>
+          <w:right w:val="single" w:sz="6" w:space="0" w:color="E0B84C"/>
+        </w:tblBorders>
+        <w:tblCellMar>
+          <w:top w:w="120" w:type="dxa"/>
+          <w:left w:w="160" w:type="dxa"/>
+          <w:bottom w:w="120" w:type="dxa"/>
+          <w:right w:w="160" w:type="dxa"/>
+        </w:tblCellMar>
+      </w:tblPr>
+      <w:tblGrid>
+        <w:gridCol w:w="9026"/>
+      </w:tblGrid>
+      <w:tr>
+        <w:tc>
+          <w:tcPr>
+            <w:tcW w:w="9026" w:type="dxa"/>
+            <w:shd w:val="clear" w:color="auto" w:fill="FFF4CE"/>
+          </w:tcPr>
+          <w:p>
+            <w:pPr>
+              <w:spacing w:before="0" w:after="0" w:line="276" w:lineRule="auto"/>
+            </w:pPr>
+            <w:r>
+              <w:rPr>
+                <w:rFonts w:eastAsia="Yu Gothic"/>
+              </w:rPr>
+              <w:t xml:space="preserve">Todo lo demás —dónde va el rōmaji, las notas del pie, vertical o apaisado, el tema, la voz, tus copias y la ayuda— vive en </w:t>
+            </w:r>
+            <w:r>
+              <w:rPr>
+                <w:rFonts w:eastAsia="Yu Gothic"/>
+                <w:b/>
+              </w:rPr>
+              <w:t xml:space="preserve">Ajustes</w:t>
+            </w:r>
+            <w:r>
+              <w:rPr>
+                <w:rFonts w:eastAsia="Yu Gothic"/>
+              </w:rPr>
+              <w:t xml:space="preserve">, y ahí cada opción lleva escrito qué hace. El tema oscuro </w:t>
+            </w:r>
+            <w:r>
+              <w:rPr>
+                <w:rFonts w:eastAsia="Yu Gothic"/>
+                <w:b/>
+              </w:rPr>
+              <w:t xml:space="preserve">siempre se imprime en claro</w:t>
+            </w:r>
+            <w:r>
+              <w:rPr>
+                <w:rFonts w:eastAsia="Yu Gothic"/>
+              </w:rPr>
+              <w:t xml:space="preserve">: en el papel no tendría sentido.</w:t>
+            </w:r>
+          </w:p>
+        </w:tc>
+      </w:tr>
+    </w:tbl>
+    <w:p>
+      <w:pPr>
+        <w:spacing w:before="0" w:after="60" w:line="276" w:lineRule="auto"/>
+      </w:pPr>
     </w:p>
     <w:p>
       <w:pPr>
@@ -1244,12 +1525,6 @@
       <w:r>
         <w:rPr>
           <w:rFonts w:eastAsia="Yu Gothic"/>
-        </w:rPr>
-        <w:t xml:space="preserve">Botón </w:t>
-      </w:r>
-      <w:r>
-        <w:rPr>
-          <w:rFonts w:eastAsia="Yu Gothic"/>
           <w:b/>
         </w:rPr>
         <w:t xml:space="preserve">Caligrafía</w:t>
@@ -1258,7 +1533,7 @@
         <w:rPr>
           <w:rFonts w:eastAsia="Yu Gothic"/>
         </w:rPr>
-        <w:t xml:space="preserve">. Eliges silabario, qué filas quieres y cuántas casillas, y te genera hojas para practicar la escritura a mano. Si pides más caracteres de los que caben, hace las páginas que hagan falta.</w:t>
+        <w:t xml:space="preserve">, en el selector. Eliges silabario, qué filas quieres y cuántas casillas, y te genera hojas para practicar la escritura a mano. Si pides más caracteres de los que caben, hace las páginas que hagan falta.</w:t>
       </w:r>
     </w:p>
     <w:p>
@@ -1341,7 +1616,7 @@
         <w:rPr>
           <w:rFonts w:eastAsia="Yu Gothic"/>
         </w:rPr>
-        <w:t xml:space="preserve">Con la hoja delante, el botón </w:t>
+        <w:t xml:space="preserve">Al lado está </w:t>
       </w:r>
       <w:r>
         <w:rPr>
@@ -1354,7 +1629,20 @@
         <w:rPr>
           <w:rFonts w:eastAsia="Yu Gothic"/>
         </w:rPr>
-        <w:t xml:space="preserve"> la vuelve escribible y puedes rellenar las casillas con el dedo, sin imprimir nada — igual que en la app de kanji, y con las mismas seis casillas en blanco como mínimo. En el móvil el kana modelo se pone encima de sus casillas para dejarles todo el ancho.</w:t>
+        <w:t xml:space="preserve">, que es esa misma hoja pero rellenándola </w:t>
+      </w:r>
+      <w:r>
+        <w:rPr>
+          <w:rFonts w:eastAsia="Yu Gothic"/>
+          <w:b/>
+        </w:rPr>
+        <w:t xml:space="preserve">con el dedo en la pantalla</w:t>
+      </w:r>
+      <w:r>
+        <w:rPr>
+          <w:rFonts w:eastAsia="Yu Gothic"/>
+        </w:rPr>
+        <w:t xml:space="preserve">, sin gastar papel — igual que en la app de kanji, y con las mismas seis casillas en blanco como mínimo. Si le das sin tener hoja hecha, te pregunta primero qué filas quieres. En el móvil el kana modelo se pone encima de sus casillas para dejarles todo el ancho.</w:t>
       </w:r>
     </w:p>
     <w:p>
@@ -1892,7 +2180,20 @@
         <w:rPr>
           <w:rFonts w:eastAsia="Yu Gothic"/>
         </w:rPr>
-        <w:t xml:space="preserve">El botón </w:t>
+        <w:t xml:space="preserve">En </w:t>
+      </w:r>
+      <w:r>
+        <w:rPr>
+          <w:rFonts w:eastAsia="Yu Gothic"/>
+          <w:b/>
+        </w:rPr>
+        <w:t xml:space="preserve">Ajustes</w:t>
+      </w:r>
+      <w:r>
+        <w:rPr>
+          <w:rFonts w:eastAsia="Yu Gothic"/>
+        </w:rPr>
+        <w:t xml:space="preserve">, </w:t>
       </w:r>
       <w:r>
         <w:rPr>
@@ -6829,7 +7130,33 @@
               <w:rPr>
                 <w:rFonts w:eastAsia="Yu Gothic"/>
               </w:rPr>
-              <w:t xml:space="preserve">El botón </w:t>
+              <w:t xml:space="preserve">En modo </w:t>
+            </w:r>
+            <w:r>
+              <w:rPr>
+                <w:rFonts w:eastAsia="Yu Gothic"/>
+                <w:b/>
+              </w:rPr>
+              <w:t xml:space="preserve">Editar</w:t>
+            </w:r>
+            <w:r>
+              <w:rPr>
+                <w:rFonts w:eastAsia="Yu Gothic"/>
+              </w:rPr>
+              <w:t xml:space="preserve">, o en </w:t>
+            </w:r>
+            <w:r>
+              <w:rPr>
+                <w:rFonts w:eastAsia="Yu Gothic"/>
+                <w:b/>
+              </w:rPr>
+              <w:t xml:space="preserve">Ajustes</w:t>
+            </w:r>
+            <w:r>
+              <w:rPr>
+                <w:rFonts w:eastAsia="Yu Gothic"/>
+              </w:rPr>
+              <w:t xml:space="preserve">, </w:t>
             </w:r>
             <w:r>
               <w:rPr>
